--- a/public/files/Einverständniserklärung_2024.docx
+++ b/public/files/Einverständniserklärung_2024.docx
@@ -1,6 +1,6 @@
 
 <file path=word/document.xml><?xml version="1.0" encoding="utf-8"?>
-<w:document xmlns:wpc="http://schemas.microsoft.com/office/word/2010/wordprocessingCanvas" xmlns:cx="http://schemas.microsoft.com/office/drawing/2014/chartex" xmlns:cx1="http://schemas.microsoft.com/office/drawing/2015/9/8/chartex" xmlns:cx2="http://schemas.microsoft.com/office/drawing/2015/10/21/chartex" xmlns:cx3="http://schemas.microsoft.com/office/drawing/2016/5/9/chartex" xmlns:cx4="http://schemas.microsoft.com/office/drawing/2016/5/10/chartex" xmlns:cx5="http://schemas.microsoft.com/office/drawing/2016/5/11/chartex" xmlns:cx6="http://schemas.microsoft.com/office/drawing/2016/5/12/chartex" xmlns:cx7="http://schemas.microsoft.com/office/drawing/2016/5/13/chartex" xmlns:cx8="http://schemas.microsoft.com/office/drawing/2016/5/14/chartex" xmlns:mc="http://schemas.openxmlformats.org/markup-compatibility/2006" xmlns:aink="http://schemas.microsoft.com/office/drawing/2016/ink" xmlns:am3d="http://schemas.microsoft.com/office/drawing/2017/model3d" xmlns:o="urn:schemas-microsoft-com:office:office" xmlns:oel="http://schemas.microsoft.com/office/2019/extlst" xmlns:r="http://schemas.openxmlformats.org/officeDocument/2006/relationships" xmlns:m="http://schemas.openxmlformats.org/officeDocument/2006/math" xmlns:v="urn:schemas-microsoft-com:vml" xmlns:wp14="http://schemas.microsoft.com/office/word/2010/wordprocessingDrawing" xmlns:wp="http://schemas.openxmlformats.org/drawingml/2006/wordprocessingDrawing" xmlns:w10="urn:schemas-microsoft-com:office:word" xmlns:w="http://schemas.openxmlformats.org/wordprocessingml/2006/main" xmlns:w14="http://schemas.microsoft.com/office/word/2010/wordml" xmlns:w15="http://schemas.microsoft.com/office/word/2012/wordml" xmlns:w16cex="http://schemas.microsoft.com/office/word/2018/wordml/cex" xmlns:w16cid="http://schemas.microsoft.com/office/word/2016/wordml/cid" xmlns:w16="http://schemas.microsoft.com/office/word/2018/wordml" xmlns:w16sdtdh="http://schemas.microsoft.com/office/word/2020/wordml/sdtdatahash" xmlns:w16se="http://schemas.microsoft.com/office/word/2015/wordml/symex" xmlns:wpg="http://schemas.microsoft.com/office/word/2010/wordprocessingGroup" xmlns:wpi="http://schemas.microsoft.com/office/word/2010/wordprocessingInk" xmlns:wne="http://schemas.microsoft.com/office/word/2006/wordml" xmlns:wps="http://schemas.microsoft.com/office/word/2010/wordprocessingShape" mc:Ignorable="w14 w15 w16se w16cid w16 w16cex w16sdtdh wp14">
+<w:document xmlns:wpc="http://schemas.microsoft.com/office/word/2010/wordprocessingCanvas" xmlns:cx="http://schemas.microsoft.com/office/drawing/2014/chartex" xmlns:cx1="http://schemas.microsoft.com/office/drawing/2015/9/8/chartex" xmlns:cx2="http://schemas.microsoft.com/office/drawing/2015/10/21/chartex" xmlns:cx3="http://schemas.microsoft.com/office/drawing/2016/5/9/chartex" xmlns:cx4="http://schemas.microsoft.com/office/drawing/2016/5/10/chartex" xmlns:cx5="http://schemas.microsoft.com/office/drawing/2016/5/11/chartex" xmlns:cx6="http://schemas.microsoft.com/office/drawing/2016/5/12/chartex" xmlns:cx7="http://schemas.microsoft.com/office/drawing/2016/5/13/chartex" xmlns:cx8="http://schemas.microsoft.com/office/drawing/2016/5/14/chartex" xmlns:mc="http://schemas.openxmlformats.org/markup-compatibility/2006" xmlns:aink="http://schemas.microsoft.com/office/drawing/2016/ink" xmlns:am3d="http://schemas.microsoft.com/office/drawing/2017/model3d" xmlns:o="urn:schemas-microsoft-com:office:office" xmlns:oel="http://schemas.microsoft.com/office/2019/extlst" xmlns:r="http://schemas.openxmlformats.org/officeDocument/2006/relationships" xmlns:m="http://schemas.openxmlformats.org/officeDocument/2006/math" xmlns:v="urn:schemas-microsoft-com:vml" xmlns:wp14="http://schemas.microsoft.com/office/word/2010/wordprocessingDrawing" xmlns:wp="http://schemas.openxmlformats.org/drawingml/2006/wordprocessingDrawing" xmlns:w10="urn:schemas-microsoft-com:office:word" xmlns:w="http://schemas.openxmlformats.org/wordprocessingml/2006/main" xmlns:w14="http://schemas.microsoft.com/office/word/2010/wordml" xmlns:w15="http://schemas.microsoft.com/office/word/2012/wordml" xmlns:w16cex="http://schemas.microsoft.com/office/word/2018/wordml/cex" xmlns:w16cid="http://schemas.microsoft.com/office/word/2016/wordml/cid" xmlns:w16="http://schemas.microsoft.com/office/word/2018/wordml" xmlns:w16du="http://schemas.microsoft.com/office/word/2023/wordml/word16du" xmlns:w16sdtdh="http://schemas.microsoft.com/office/word/2020/wordml/sdtdatahash" xmlns:w16sdtfl="http://schemas.microsoft.com/office/word/2024/wordml/sdtformatlock" xmlns:w16se="http://schemas.microsoft.com/office/word/2015/wordml/symex" xmlns:wpg="http://schemas.microsoft.com/office/word/2010/wordprocessingGroup" xmlns:wpi="http://schemas.microsoft.com/office/word/2010/wordprocessingInk" xmlns:wne="http://schemas.microsoft.com/office/word/2006/wordml" xmlns:wps="http://schemas.microsoft.com/office/word/2010/wordprocessingShape" mc:Ignorable="w14 w15 w16se w16cid w16 w16cex w16sdtdh w16sdtfl w16du wp14">
   <w:body>
     <w:p>
       <w:pPr>
@@ -333,78 +333,6 @@
           <w:sz w:val="24"/>
           <w:szCs w:val="24"/>
         </w:rPr>
-        <w:t xml:space="preserve">n </w:t>
-      </w:r>
-      <w:r>
-        <w:rPr>
-          <w:rFonts w:cstheme="minorHAnsi"/>
-          <w:sz w:val="24"/>
-          <w:szCs w:val="24"/>
-        </w:rPr>
-        <w:t>Kleidung, Accessoires oder Gegenstände, welche in der Packliste genannt sind und dringend benötigt werden</w:t>
-      </w:r>
-      <w:r>
-        <w:rPr>
-          <w:rFonts w:cstheme="minorHAnsi"/>
-          <w:sz w:val="24"/>
-          <w:szCs w:val="24"/>
-        </w:rPr>
-        <w:t xml:space="preserve"> (o</w:t>
-      </w:r>
-      <w:r>
-        <w:rPr>
-          <w:rFonts w:cstheme="minorHAnsi"/>
-          <w:sz w:val="24"/>
-          <w:szCs w:val="24"/>
-        </w:rPr>
-        <w:t>der</w:t>
-      </w:r>
-      <w:r>
-        <w:rPr>
-          <w:rFonts w:cstheme="minorHAnsi"/>
-          <w:sz w:val="24"/>
-          <w:szCs w:val="24"/>
-        </w:rPr>
-        <w:t xml:space="preserve"> fehlen</w:t>
-      </w:r>
-      <w:r>
-        <w:rPr>
-          <w:rFonts w:cstheme="minorHAnsi"/>
-          <w:sz w:val="24"/>
-          <w:szCs w:val="24"/>
-        </w:rPr>
-        <w:t>)</w:t>
-      </w:r>
-      <w:r>
-        <w:rPr>
-          <w:rFonts w:cstheme="minorHAnsi"/>
-          <w:sz w:val="24"/>
-          <w:szCs w:val="24"/>
-        </w:rPr>
-        <w:t xml:space="preserve"> werden diese auf </w:t>
-      </w:r>
-      <w:r>
-        <w:rPr>
-          <w:rFonts w:cstheme="minorHAnsi"/>
-          <w:sz w:val="24"/>
-          <w:szCs w:val="24"/>
-        </w:rPr>
-        <w:t xml:space="preserve">meine </w:t>
-      </w:r>
-      <w:r>
-        <w:rPr>
-          <w:rFonts w:cstheme="minorHAnsi"/>
-          <w:sz w:val="24"/>
-          <w:szCs w:val="24"/>
-        </w:rPr>
-        <w:t>eigene</w:t>
-      </w:r>
-      <w:r>
-        <w:rPr>
-          <w:rFonts w:cstheme="minorHAnsi"/>
-          <w:sz w:val="24"/>
-          <w:szCs w:val="24"/>
-        </w:rPr>
         <w:t>n</w:t>
       </w:r>
       <w:r>
@@ -413,15 +341,25 @@
           <w:sz w:val="24"/>
           <w:szCs w:val="24"/>
         </w:rPr>
-        <w:t xml:space="preserve"> </w:t>
-      </w:r>
-      <w:r>
-        <w:rPr>
-          <w:rFonts w:cstheme="minorHAnsi"/>
-          <w:sz w:val="24"/>
-          <w:szCs w:val="24"/>
-        </w:rPr>
-        <w:t>Kosten besorgt.</w:t>
+        <w:t xml:space="preserve"> dringend benötigte Kleidung, Accessoires oder andere in der Packliste aufgeführte Gegenstände fehlen, werden diese auf meine Kosten beschafft. Zusätzlich fällt eine </w:t>
+      </w:r>
+      <w:r>
+        <w:rPr>
+          <w:rFonts w:cstheme="minorHAnsi"/>
+          <w:b/>
+          <w:bCs/>
+          <w:sz w:val="24"/>
+          <w:szCs w:val="24"/>
+        </w:rPr>
+        <w:t>Besorgungspauschale in Höhe von 10 €</w:t>
+      </w:r>
+      <w:r>
+        <w:rPr>
+          <w:rFonts w:cstheme="minorHAnsi"/>
+          <w:sz w:val="24"/>
+          <w:szCs w:val="24"/>
+        </w:rPr>
+        <w:t xml:space="preserve"> an.</w:t>
       </w:r>
     </w:p>
     <w:p>
@@ -666,197 +604,6 @@
         <w:rPr>
           <w:rFonts w:asciiTheme="minorHAnsi" w:hAnsiTheme="minorHAnsi" w:cstheme="minorHAnsi"/>
         </w:rPr>
-        <w:t xml:space="preserve">Von </w:t>
-      </w:r>
-      <w:r>
-        <w:rPr>
-          <w:rFonts w:asciiTheme="minorHAnsi" w:hAnsiTheme="minorHAnsi" w:cstheme="minorHAnsi"/>
-        </w:rPr>
-        <w:t>der teilnehmenden Person</w:t>
-      </w:r>
-      <w:r>
-        <w:rPr>
-          <w:rFonts w:asciiTheme="minorHAnsi" w:hAnsiTheme="minorHAnsi" w:cstheme="minorHAnsi"/>
-        </w:rPr>
-        <w:t xml:space="preserve"> dürfen</w:t>
-      </w:r>
-      <w:r>
-        <w:rPr>
-          <w:rFonts w:asciiTheme="minorHAnsi" w:hAnsiTheme="minorHAnsi" w:cstheme="minorHAnsi"/>
-        </w:rPr>
-        <w:t xml:space="preserve"> (</w:t>
-      </w:r>
-      <w:r>
-        <w:rPr>
-          <w:rFonts w:asciiTheme="minorHAnsi" w:hAnsiTheme="minorHAnsi" w:cstheme="minorHAnsi"/>
-          <w:b/>
-          <w:bCs/>
-        </w:rPr>
-        <w:t>Z</w:t>
-      </w:r>
-      <w:r>
-        <w:rPr>
-          <w:rFonts w:asciiTheme="minorHAnsi" w:hAnsiTheme="minorHAnsi" w:cstheme="minorHAnsi"/>
-          <w:b/>
-          <w:bCs/>
-        </w:rPr>
-        <w:t xml:space="preserve">utreffendes </w:t>
-      </w:r>
-      <w:r>
-        <w:rPr>
-          <w:rFonts w:asciiTheme="minorHAnsi" w:hAnsiTheme="minorHAnsi" w:cstheme="minorHAnsi"/>
-          <w:b/>
-          <w:bCs/>
-        </w:rPr>
-        <w:t xml:space="preserve">bitte </w:t>
-      </w:r>
-      <w:r>
-        <w:rPr>
-          <w:rFonts w:asciiTheme="minorHAnsi" w:hAnsiTheme="minorHAnsi" w:cstheme="minorHAnsi"/>
-          <w:b/>
-          <w:bCs/>
-        </w:rPr>
-        <w:t>ankreuzen</w:t>
-      </w:r>
-      <w:r>
-        <w:rPr>
-          <w:rFonts w:asciiTheme="minorHAnsi" w:hAnsiTheme="minorHAnsi" w:cstheme="minorHAnsi"/>
-        </w:rPr>
-        <w:t>)</w:t>
-      </w:r>
-    </w:p>
-    <w:p>
-      <w:pPr>
-        <w:pStyle w:val="western"/>
-        <w:numPr>
-          <w:ilvl w:val="0"/>
-          <w:numId w:val="3"/>
-        </w:numPr>
-        <w:spacing w:after="0" w:line="240" w:lineRule="auto"/>
-        <w:ind w:right="284"/>
-        <w:rPr>
-          <w:rFonts w:asciiTheme="minorHAnsi" w:hAnsiTheme="minorHAnsi" w:cstheme="minorHAnsi"/>
-        </w:rPr>
-      </w:pPr>
-      <w:r>
-        <w:rPr>
-          <w:rFonts w:asciiTheme="minorHAnsi" w:hAnsiTheme="minorHAnsi" w:cstheme="minorHAnsi"/>
-        </w:rPr>
-        <w:t xml:space="preserve">keine </w:t>
-      </w:r>
-      <w:r>
-        <w:rPr>
-          <w:rFonts w:asciiTheme="minorHAnsi" w:hAnsiTheme="minorHAnsi" w:cstheme="minorHAnsi"/>
-        </w:rPr>
-        <w:t>Bilder/Videos</w:t>
-      </w:r>
-      <w:r>
-        <w:rPr>
-          <w:rFonts w:asciiTheme="minorHAnsi" w:hAnsiTheme="minorHAnsi" w:cstheme="minorHAnsi"/>
-        </w:rPr>
-        <w:t xml:space="preserve"> gemacht werden</w:t>
-      </w:r>
-    </w:p>
-    <w:p>
-      <w:pPr>
-        <w:pStyle w:val="western"/>
-        <w:numPr>
-          <w:ilvl w:val="0"/>
-          <w:numId w:val="3"/>
-        </w:numPr>
-        <w:spacing w:after="0" w:line="240" w:lineRule="auto"/>
-        <w:ind w:right="284"/>
-        <w:rPr>
-          <w:rFonts w:asciiTheme="minorHAnsi" w:hAnsiTheme="minorHAnsi" w:cstheme="minorHAnsi"/>
-        </w:rPr>
-      </w:pPr>
-      <w:r>
-        <w:rPr>
-          <w:rFonts w:asciiTheme="minorHAnsi" w:hAnsiTheme="minorHAnsi" w:cstheme="minorHAnsi"/>
-        </w:rPr>
-        <w:t>Bilder/Videos</w:t>
-      </w:r>
-      <w:r>
-        <w:rPr>
-          <w:rFonts w:asciiTheme="minorHAnsi" w:hAnsiTheme="minorHAnsi" w:cstheme="minorHAnsi"/>
-        </w:rPr>
-        <w:t xml:space="preserve"> gemacht </w:t>
-      </w:r>
-      <w:r>
-        <w:rPr>
-          <w:rFonts w:asciiTheme="minorHAnsi" w:hAnsiTheme="minorHAnsi" w:cstheme="minorHAnsi"/>
-        </w:rPr>
-        <w:t xml:space="preserve">aber </w:t>
-      </w:r>
-      <w:r>
-        <w:rPr>
-          <w:rFonts w:asciiTheme="minorHAnsi" w:hAnsiTheme="minorHAnsi" w:cstheme="minorHAnsi"/>
-          <w:u w:val="single"/>
-        </w:rPr>
-        <w:t>nicht</w:t>
-      </w:r>
-      <w:r>
-        <w:rPr>
-          <w:rFonts w:asciiTheme="minorHAnsi" w:hAnsiTheme="minorHAnsi" w:cstheme="minorHAnsi"/>
-        </w:rPr>
-        <w:t xml:space="preserve"> veröffentlicht </w:t>
-      </w:r>
-      <w:r>
-        <w:rPr>
-          <w:rFonts w:asciiTheme="minorHAnsi" w:hAnsiTheme="minorHAnsi" w:cstheme="minorHAnsi"/>
-        </w:rPr>
-        <w:t>werden</w:t>
-      </w:r>
-    </w:p>
-    <w:p>
-      <w:pPr>
-        <w:pStyle w:val="western"/>
-        <w:numPr>
-          <w:ilvl w:val="0"/>
-          <w:numId w:val="3"/>
-        </w:numPr>
-        <w:spacing w:before="0" w:beforeAutospacing="0" w:after="0" w:line="240" w:lineRule="auto"/>
-        <w:ind w:right="284"/>
-        <w:rPr>
-          <w:rFonts w:asciiTheme="minorHAnsi" w:hAnsiTheme="minorHAnsi" w:cstheme="minorHAnsi"/>
-        </w:rPr>
-      </w:pPr>
-      <w:r>
-        <w:rPr>
-          <w:rFonts w:asciiTheme="minorHAnsi" w:hAnsiTheme="minorHAnsi" w:cstheme="minorHAnsi"/>
-        </w:rPr>
-        <w:t>Bilder/Videos</w:t>
-      </w:r>
-      <w:r>
-        <w:rPr>
-          <w:rFonts w:asciiTheme="minorHAnsi" w:hAnsiTheme="minorHAnsi" w:cstheme="minorHAnsi"/>
-        </w:rPr>
-        <w:t xml:space="preserve"> gemacht und auf den sozialen Medien oder der Webseite der KJG Ortsgruppe Milbertshofen veröffentlicht werden</w:t>
-      </w:r>
-    </w:p>
-    <w:p>
-      <w:pPr>
-        <w:pStyle w:val="western"/>
-        <w:spacing w:before="0" w:beforeAutospacing="0" w:after="0" w:line="240" w:lineRule="auto"/>
-        <w:ind w:right="284"/>
-        <w:rPr>
-          <w:rFonts w:asciiTheme="minorHAnsi" w:hAnsiTheme="minorHAnsi" w:cstheme="minorHAnsi"/>
-        </w:rPr>
-      </w:pPr>
-    </w:p>
-    <w:p>
-      <w:pPr>
-        <w:pStyle w:val="western"/>
-        <w:spacing w:before="0" w:beforeAutospacing="0" w:after="0" w:line="240" w:lineRule="auto"/>
-        <w:ind w:right="284"/>
-        <w:rPr>
-          <w:rFonts w:asciiTheme="minorHAnsi" w:hAnsiTheme="minorHAnsi" w:cstheme="minorHAnsi"/>
-        </w:rPr>
-      </w:pPr>
-      <w:r>
-        <w:rPr>
-          <w:rFonts w:asciiTheme="minorHAnsi" w:hAnsiTheme="minorHAnsi" w:cstheme="minorHAnsi"/>
-        </w:rPr>
         <w:t>De</w:t>
       </w:r>
       <w:r>
@@ -917,7 +664,7 @@
         <w:rPr>
           <w:rFonts w:asciiTheme="minorHAnsi" w:hAnsiTheme="minorHAnsi" w:cstheme="minorHAnsi"/>
         </w:rPr>
-        <w:t>1</w:t>
+        <w:t>6</w:t>
       </w:r>
       <w:r>
         <w:rPr>
@@ -929,7 +676,7 @@
         <w:rPr>
           <w:rFonts w:asciiTheme="minorHAnsi" w:hAnsiTheme="minorHAnsi" w:cstheme="minorHAnsi"/>
         </w:rPr>
-        <w:t>4</w:t>
+        <w:t>5</w:t>
       </w:r>
       <w:r>
         <w:rPr>
@@ -972,13 +719,25 @@
           <w:rFonts w:asciiTheme="minorHAnsi" w:hAnsiTheme="minorHAnsi" w:cstheme="minorHAnsi"/>
         </w:rPr>
         <w:br/>
-        <w:t>Verwendungszweck: Name der mitfahrenden Teilnehmer*in</w:t>
-      </w:r>
-      <w:r>
-        <w:rPr>
-          <w:rFonts w:asciiTheme="minorHAnsi" w:hAnsiTheme="minorHAnsi" w:cstheme="minorHAnsi"/>
-        </w:rPr>
-        <w:t>nen</w:t>
+        <w:t>Verwendungszweck: Name de</w:t>
+      </w:r>
+      <w:r>
+        <w:rPr>
+          <w:rFonts w:asciiTheme="minorHAnsi" w:hAnsiTheme="minorHAnsi" w:cstheme="minorHAnsi"/>
+        </w:rPr>
+        <w:t>m/der</w:t>
+      </w:r>
+      <w:r>
+        <w:rPr>
+          <w:rFonts w:asciiTheme="minorHAnsi" w:hAnsiTheme="minorHAnsi" w:cstheme="minorHAnsi"/>
+        </w:rPr>
+        <w:t xml:space="preserve"> Teilnehme</w:t>
+      </w:r>
+      <w:r>
+        <w:rPr>
+          <w:rFonts w:asciiTheme="minorHAnsi" w:hAnsiTheme="minorHAnsi" w:cstheme="minorHAnsi"/>
+        </w:rPr>
+        <w:t>nden</w:t>
       </w:r>
     </w:p>
     <w:p>
@@ -1121,7 +880,23 @@
           <w:sz w:val="20"/>
           <w:szCs w:val="20"/>
         </w:rPr>
-        <w:t>r Teilnehmer*innen</w:t>
+        <w:t>m/der</w:t>
+      </w:r>
+      <w:r>
+        <w:rPr>
+          <w:rFonts w:cstheme="minorHAnsi"/>
+          <w:sz w:val="20"/>
+          <w:szCs w:val="20"/>
+        </w:rPr>
+        <w:t xml:space="preserve"> Teilnehme</w:t>
+      </w:r>
+      <w:r>
+        <w:rPr>
+          <w:rFonts w:cstheme="minorHAnsi"/>
+          <w:sz w:val="20"/>
+          <w:szCs w:val="20"/>
+        </w:rPr>
+        <w:t>nden</w:t>
       </w:r>
     </w:p>
     <w:p>
@@ -1298,7 +1073,7 @@
 </file>
 
 <file path=word/endnotes.xml><?xml version="1.0" encoding="utf-8"?>
-<w:endnotes xmlns:wpc="http://schemas.microsoft.com/office/word/2010/wordprocessingCanvas" xmlns:cx="http://schemas.microsoft.com/office/drawing/2014/chartex" xmlns:cx1="http://schemas.microsoft.com/office/drawing/2015/9/8/chartex" xmlns:cx2="http://schemas.microsoft.com/office/drawing/2015/10/21/chartex" xmlns:cx3="http://schemas.microsoft.com/office/drawing/2016/5/9/chartex" xmlns:cx4="http://schemas.microsoft.com/office/drawing/2016/5/10/chartex" xmlns:cx5="http://schemas.microsoft.com/office/drawing/2016/5/11/chartex" xmlns:cx6="http://schemas.microsoft.com/office/drawing/2016/5/12/chartex" xmlns:cx7="http://schemas.microsoft.com/office/drawing/2016/5/13/chartex" xmlns:cx8="http://schemas.microsoft.com/office/drawing/2016/5/14/chartex" xmlns:mc="http://schemas.openxmlformats.org/markup-compatibility/2006" xmlns:aink="http://schemas.microsoft.com/office/drawing/2016/ink" xmlns:am3d="http://schemas.microsoft.com/office/drawing/2017/model3d" xmlns:o="urn:schemas-microsoft-com:office:office" xmlns:oel="http://schemas.microsoft.com/office/2019/extlst" xmlns:r="http://schemas.openxmlformats.org/officeDocument/2006/relationships" xmlns:m="http://schemas.openxmlformats.org/officeDocument/2006/math" xmlns:v="urn:schemas-microsoft-com:vml" xmlns:wp14="http://schemas.microsoft.com/office/word/2010/wordprocessingDrawing" xmlns:wp="http://schemas.openxmlformats.org/drawingml/2006/wordprocessingDrawing" xmlns:w10="urn:schemas-microsoft-com:office:word" xmlns:w="http://schemas.openxmlformats.org/wordprocessingml/2006/main" xmlns:w14="http://schemas.microsoft.com/office/word/2010/wordml" xmlns:w15="http://schemas.microsoft.com/office/word/2012/wordml" xmlns:w16cex="http://schemas.microsoft.com/office/word/2018/wordml/cex" xmlns:w16cid="http://schemas.microsoft.com/office/word/2016/wordml/cid" xmlns:w16="http://schemas.microsoft.com/office/word/2018/wordml" xmlns:w16sdtdh="http://schemas.microsoft.com/office/word/2020/wordml/sdtdatahash" xmlns:w16se="http://schemas.microsoft.com/office/word/2015/wordml/symex" xmlns:wpg="http://schemas.microsoft.com/office/word/2010/wordprocessingGroup" xmlns:wpi="http://schemas.microsoft.com/office/word/2010/wordprocessingInk" xmlns:wne="http://schemas.microsoft.com/office/word/2006/wordml" xmlns:wps="http://schemas.microsoft.com/office/word/2010/wordprocessingShape" mc:Ignorable="w14 w15 w16se w16cid w16 w16cex w16sdtdh wp14">
+<w:endnotes xmlns:wpc="http://schemas.microsoft.com/office/word/2010/wordprocessingCanvas" xmlns:cx="http://schemas.microsoft.com/office/drawing/2014/chartex" xmlns:cx1="http://schemas.microsoft.com/office/drawing/2015/9/8/chartex" xmlns:cx2="http://schemas.microsoft.com/office/drawing/2015/10/21/chartex" xmlns:cx3="http://schemas.microsoft.com/office/drawing/2016/5/9/chartex" xmlns:cx4="http://schemas.microsoft.com/office/drawing/2016/5/10/chartex" xmlns:cx5="http://schemas.microsoft.com/office/drawing/2016/5/11/chartex" xmlns:cx6="http://schemas.microsoft.com/office/drawing/2016/5/12/chartex" xmlns:cx7="http://schemas.microsoft.com/office/drawing/2016/5/13/chartex" xmlns:cx8="http://schemas.microsoft.com/office/drawing/2016/5/14/chartex" xmlns:mc="http://schemas.openxmlformats.org/markup-compatibility/2006" xmlns:aink="http://schemas.microsoft.com/office/drawing/2016/ink" xmlns:am3d="http://schemas.microsoft.com/office/drawing/2017/model3d" xmlns:o="urn:schemas-microsoft-com:office:office" xmlns:oel="http://schemas.microsoft.com/office/2019/extlst" xmlns:r="http://schemas.openxmlformats.org/officeDocument/2006/relationships" xmlns:m="http://schemas.openxmlformats.org/officeDocument/2006/math" xmlns:v="urn:schemas-microsoft-com:vml" xmlns:wp14="http://schemas.microsoft.com/office/word/2010/wordprocessingDrawing" xmlns:wp="http://schemas.openxmlformats.org/drawingml/2006/wordprocessingDrawing" xmlns:w10="urn:schemas-microsoft-com:office:word" xmlns:w="http://schemas.openxmlformats.org/wordprocessingml/2006/main" xmlns:w14="http://schemas.microsoft.com/office/word/2010/wordml" xmlns:w15="http://schemas.microsoft.com/office/word/2012/wordml" xmlns:w16cex="http://schemas.microsoft.com/office/word/2018/wordml/cex" xmlns:w16cid="http://schemas.microsoft.com/office/word/2016/wordml/cid" xmlns:w16="http://schemas.microsoft.com/office/word/2018/wordml" xmlns:w16du="http://schemas.microsoft.com/office/word/2023/wordml/word16du" xmlns:w16sdtdh="http://schemas.microsoft.com/office/word/2020/wordml/sdtdatahash" xmlns:w16sdtfl="http://schemas.microsoft.com/office/word/2024/wordml/sdtformatlock" xmlns:w16se="http://schemas.microsoft.com/office/word/2015/wordml/symex" xmlns:wpg="http://schemas.microsoft.com/office/word/2010/wordprocessingGroup" xmlns:wpi="http://schemas.microsoft.com/office/word/2010/wordprocessingInk" xmlns:wne="http://schemas.microsoft.com/office/word/2006/wordml" xmlns:wps="http://schemas.microsoft.com/office/word/2010/wordprocessingShape" mc:Ignorable="w14 w15 w16se w16cid w16 w16cex w16sdtdh w16sdtfl w16du wp14">
   <w:endnote w:type="separator" w:id="-1">
     <w:p>
       <w:pPr>
@@ -1323,7 +1098,7 @@
 </file>
 
 <file path=word/footer1.xml><?xml version="1.0" encoding="utf-8"?>
-<w:ftr xmlns:wpc="http://schemas.microsoft.com/office/word/2010/wordprocessingCanvas" xmlns:cx="http://schemas.microsoft.com/office/drawing/2014/chartex" xmlns:cx1="http://schemas.microsoft.com/office/drawing/2015/9/8/chartex" xmlns:cx2="http://schemas.microsoft.com/office/drawing/2015/10/21/chartex" xmlns:cx3="http://schemas.microsoft.com/office/drawing/2016/5/9/chartex" xmlns:cx4="http://schemas.microsoft.com/office/drawing/2016/5/10/chartex" xmlns:cx5="http://schemas.microsoft.com/office/drawing/2016/5/11/chartex" xmlns:cx6="http://schemas.microsoft.com/office/drawing/2016/5/12/chartex" xmlns:cx7="http://schemas.microsoft.com/office/drawing/2016/5/13/chartex" xmlns:cx8="http://schemas.microsoft.com/office/drawing/2016/5/14/chartex" xmlns:mc="http://schemas.openxmlformats.org/markup-compatibility/2006" xmlns:aink="http://schemas.microsoft.com/office/drawing/2016/ink" xmlns:am3d="http://schemas.microsoft.com/office/drawing/2017/model3d" xmlns:o="urn:schemas-microsoft-com:office:office" xmlns:oel="http://schemas.microsoft.com/office/2019/extlst" xmlns:r="http://schemas.openxmlformats.org/officeDocument/2006/relationships" xmlns:m="http://schemas.openxmlformats.org/officeDocument/2006/math" xmlns:v="urn:schemas-microsoft-com:vml" xmlns:wp14="http://schemas.microsoft.com/office/word/2010/wordprocessingDrawing" xmlns:wp="http://schemas.openxmlformats.org/drawingml/2006/wordprocessingDrawing" xmlns:w10="urn:schemas-microsoft-com:office:word" xmlns:w="http://schemas.openxmlformats.org/wordprocessingml/2006/main" xmlns:w14="http://schemas.microsoft.com/office/word/2010/wordml" xmlns:w15="http://schemas.microsoft.com/office/word/2012/wordml" xmlns:w16cex="http://schemas.microsoft.com/office/word/2018/wordml/cex" xmlns:w16cid="http://schemas.microsoft.com/office/word/2016/wordml/cid" xmlns:w16="http://schemas.microsoft.com/office/word/2018/wordml" xmlns:w16sdtdh="http://schemas.microsoft.com/office/word/2020/wordml/sdtdatahash" xmlns:w16se="http://schemas.microsoft.com/office/word/2015/wordml/symex" xmlns:wpg="http://schemas.microsoft.com/office/word/2010/wordprocessingGroup" xmlns:wpi="http://schemas.microsoft.com/office/word/2010/wordprocessingInk" xmlns:wne="http://schemas.microsoft.com/office/word/2006/wordml" xmlns:wps="http://schemas.microsoft.com/office/word/2010/wordprocessingShape" mc:Ignorable="w14 w15 w16se w16cid w16 w16cex w16sdtdh wp14">
+<w:ftr xmlns:wpc="http://schemas.microsoft.com/office/word/2010/wordprocessingCanvas" xmlns:cx="http://schemas.microsoft.com/office/drawing/2014/chartex" xmlns:cx1="http://schemas.microsoft.com/office/drawing/2015/9/8/chartex" xmlns:cx2="http://schemas.microsoft.com/office/drawing/2015/10/21/chartex" xmlns:cx3="http://schemas.microsoft.com/office/drawing/2016/5/9/chartex" xmlns:cx4="http://schemas.microsoft.com/office/drawing/2016/5/10/chartex" xmlns:cx5="http://schemas.microsoft.com/office/drawing/2016/5/11/chartex" xmlns:cx6="http://schemas.microsoft.com/office/drawing/2016/5/12/chartex" xmlns:cx7="http://schemas.microsoft.com/office/drawing/2016/5/13/chartex" xmlns:cx8="http://schemas.microsoft.com/office/drawing/2016/5/14/chartex" xmlns:mc="http://schemas.openxmlformats.org/markup-compatibility/2006" xmlns:aink="http://schemas.microsoft.com/office/drawing/2016/ink" xmlns:am3d="http://schemas.microsoft.com/office/drawing/2017/model3d" xmlns:o="urn:schemas-microsoft-com:office:office" xmlns:oel="http://schemas.microsoft.com/office/2019/extlst" xmlns:r="http://schemas.openxmlformats.org/officeDocument/2006/relationships" xmlns:m="http://schemas.openxmlformats.org/officeDocument/2006/math" xmlns:v="urn:schemas-microsoft-com:vml" xmlns:wp14="http://schemas.microsoft.com/office/word/2010/wordprocessingDrawing" xmlns:wp="http://schemas.openxmlformats.org/drawingml/2006/wordprocessingDrawing" xmlns:w10="urn:schemas-microsoft-com:office:word" xmlns:w="http://schemas.openxmlformats.org/wordprocessingml/2006/main" xmlns:w14="http://schemas.microsoft.com/office/word/2010/wordml" xmlns:w15="http://schemas.microsoft.com/office/word/2012/wordml" xmlns:w16cex="http://schemas.microsoft.com/office/word/2018/wordml/cex" xmlns:w16cid="http://schemas.microsoft.com/office/word/2016/wordml/cid" xmlns:w16="http://schemas.microsoft.com/office/word/2018/wordml" xmlns:w16du="http://schemas.microsoft.com/office/word/2023/wordml/word16du" xmlns:w16sdtdh="http://schemas.microsoft.com/office/word/2020/wordml/sdtdatahash" xmlns:w16sdtfl="http://schemas.microsoft.com/office/word/2024/wordml/sdtformatlock" xmlns:w16se="http://schemas.microsoft.com/office/word/2015/wordml/symex" xmlns:wpg="http://schemas.microsoft.com/office/word/2010/wordprocessingGroup" xmlns:wpi="http://schemas.microsoft.com/office/word/2010/wordprocessingInk" xmlns:wne="http://schemas.microsoft.com/office/word/2006/wordml" xmlns:wps="http://schemas.microsoft.com/office/word/2010/wordprocessingShape" mc:Ignorable="w14 w15 w16se w16cid w16 w16cex w16sdtdh w16sdtfl w16du wp14">
   <w:p>
     <w:pPr>
       <w:pStyle w:val="Footer"/>
@@ -1348,7 +1123,7 @@
 </file>
 
 <file path=word/footnotes.xml><?xml version="1.0" encoding="utf-8"?>
-<w:footnotes xmlns:wpc="http://schemas.microsoft.com/office/word/2010/wordprocessingCanvas" xmlns:cx="http://schemas.microsoft.com/office/drawing/2014/chartex" xmlns:cx1="http://schemas.microsoft.com/office/drawing/2015/9/8/chartex" xmlns:cx2="http://schemas.microsoft.com/office/drawing/2015/10/21/chartex" xmlns:cx3="http://schemas.microsoft.com/office/drawing/2016/5/9/chartex" xmlns:cx4="http://schemas.microsoft.com/office/drawing/2016/5/10/chartex" xmlns:cx5="http://schemas.microsoft.com/office/drawing/2016/5/11/chartex" xmlns:cx6="http://schemas.microsoft.com/office/drawing/2016/5/12/chartex" xmlns:cx7="http://schemas.microsoft.com/office/drawing/2016/5/13/chartex" xmlns:cx8="http://schemas.microsoft.com/office/drawing/2016/5/14/chartex" xmlns:mc="http://schemas.openxmlformats.org/markup-compatibility/2006" xmlns:aink="http://schemas.microsoft.com/office/drawing/2016/ink" xmlns:am3d="http://schemas.microsoft.com/office/drawing/2017/model3d" xmlns:o="urn:schemas-microsoft-com:office:office" xmlns:oel="http://schemas.microsoft.com/office/2019/extlst" xmlns:r="http://schemas.openxmlformats.org/officeDocument/2006/relationships" xmlns:m="http://schemas.openxmlformats.org/officeDocument/2006/math" xmlns:v="urn:schemas-microsoft-com:vml" xmlns:wp14="http://schemas.microsoft.com/office/word/2010/wordprocessingDrawing" xmlns:wp="http://schemas.openxmlformats.org/drawingml/2006/wordprocessingDrawing" xmlns:w10="urn:schemas-microsoft-com:office:word" xmlns:w="http://schemas.openxmlformats.org/wordprocessingml/2006/main" xmlns:w14="http://schemas.microsoft.com/office/word/2010/wordml" xmlns:w15="http://schemas.microsoft.com/office/word/2012/wordml" xmlns:w16cex="http://schemas.microsoft.com/office/word/2018/wordml/cex" xmlns:w16cid="http://schemas.microsoft.com/office/word/2016/wordml/cid" xmlns:w16="http://schemas.microsoft.com/office/word/2018/wordml" xmlns:w16sdtdh="http://schemas.microsoft.com/office/word/2020/wordml/sdtdatahash" xmlns:w16se="http://schemas.microsoft.com/office/word/2015/wordml/symex" xmlns:wpg="http://schemas.microsoft.com/office/word/2010/wordprocessingGroup" xmlns:wpi="http://schemas.microsoft.com/office/word/2010/wordprocessingInk" xmlns:wne="http://schemas.microsoft.com/office/word/2006/wordml" xmlns:wps="http://schemas.microsoft.com/office/word/2010/wordprocessingShape" mc:Ignorable="w14 w15 w16se w16cid w16 w16cex w16sdtdh wp14">
+<w:footnotes xmlns:wpc="http://schemas.microsoft.com/office/word/2010/wordprocessingCanvas" xmlns:cx="http://schemas.microsoft.com/office/drawing/2014/chartex" xmlns:cx1="http://schemas.microsoft.com/office/drawing/2015/9/8/chartex" xmlns:cx2="http://schemas.microsoft.com/office/drawing/2015/10/21/chartex" xmlns:cx3="http://schemas.microsoft.com/office/drawing/2016/5/9/chartex" xmlns:cx4="http://schemas.microsoft.com/office/drawing/2016/5/10/chartex" xmlns:cx5="http://schemas.microsoft.com/office/drawing/2016/5/11/chartex" xmlns:cx6="http://schemas.microsoft.com/office/drawing/2016/5/12/chartex" xmlns:cx7="http://schemas.microsoft.com/office/drawing/2016/5/13/chartex" xmlns:cx8="http://schemas.microsoft.com/office/drawing/2016/5/14/chartex" xmlns:mc="http://schemas.openxmlformats.org/markup-compatibility/2006" xmlns:aink="http://schemas.microsoft.com/office/drawing/2016/ink" xmlns:am3d="http://schemas.microsoft.com/office/drawing/2017/model3d" xmlns:o="urn:schemas-microsoft-com:office:office" xmlns:oel="http://schemas.microsoft.com/office/2019/extlst" xmlns:r="http://schemas.openxmlformats.org/officeDocument/2006/relationships" xmlns:m="http://schemas.openxmlformats.org/officeDocument/2006/math" xmlns:v="urn:schemas-microsoft-com:vml" xmlns:wp14="http://schemas.microsoft.com/office/word/2010/wordprocessingDrawing" xmlns:wp="http://schemas.openxmlformats.org/drawingml/2006/wordprocessingDrawing" xmlns:w10="urn:schemas-microsoft-com:office:word" xmlns:w="http://schemas.openxmlformats.org/wordprocessingml/2006/main" xmlns:w14="http://schemas.microsoft.com/office/word/2010/wordml" xmlns:w15="http://schemas.microsoft.com/office/word/2012/wordml" xmlns:w16cex="http://schemas.microsoft.com/office/word/2018/wordml/cex" xmlns:w16cid="http://schemas.microsoft.com/office/word/2016/wordml/cid" xmlns:w16="http://schemas.microsoft.com/office/word/2018/wordml" xmlns:w16du="http://schemas.microsoft.com/office/word/2023/wordml/word16du" xmlns:w16sdtdh="http://schemas.microsoft.com/office/word/2020/wordml/sdtdatahash" xmlns:w16sdtfl="http://schemas.microsoft.com/office/word/2024/wordml/sdtformatlock" xmlns:w16se="http://schemas.microsoft.com/office/word/2015/wordml/symex" xmlns:wpg="http://schemas.microsoft.com/office/word/2010/wordprocessingGroup" xmlns:wpi="http://schemas.microsoft.com/office/word/2010/wordprocessingInk" xmlns:wne="http://schemas.microsoft.com/office/word/2006/wordml" xmlns:wps="http://schemas.microsoft.com/office/word/2010/wordprocessingShape" mc:Ignorable="w14 w15 w16se w16cid w16 w16cex w16sdtdh w16sdtfl w16du wp14">
   <w:footnote w:type="separator" w:id="-1">
     <w:p>
       <w:pPr>
@@ -1373,7 +1148,7 @@
 </file>
 
 <file path=word/numbering.xml><?xml version="1.0" encoding="utf-8"?>
-<w:numbering xmlns:wpc="http://schemas.microsoft.com/office/word/2010/wordprocessingCanvas" xmlns:cx="http://schemas.microsoft.com/office/drawing/2014/chartex" xmlns:cx1="http://schemas.microsoft.com/office/drawing/2015/9/8/chartex" xmlns:cx2="http://schemas.microsoft.com/office/drawing/2015/10/21/chartex" xmlns:cx3="http://schemas.microsoft.com/office/drawing/2016/5/9/chartex" xmlns:cx4="http://schemas.microsoft.com/office/drawing/2016/5/10/chartex" xmlns:cx5="http://schemas.microsoft.com/office/drawing/2016/5/11/chartex" xmlns:cx6="http://schemas.microsoft.com/office/drawing/2016/5/12/chartex" xmlns:cx7="http://schemas.microsoft.com/office/drawing/2016/5/13/chartex" xmlns:cx8="http://schemas.microsoft.com/office/drawing/2016/5/14/chartex" xmlns:mc="http://schemas.openxmlformats.org/markup-compatibility/2006" xmlns:aink="http://schemas.microsoft.com/office/drawing/2016/ink" xmlns:am3d="http://schemas.microsoft.com/office/drawing/2017/model3d" xmlns:o="urn:schemas-microsoft-com:office:office" xmlns:oel="http://schemas.microsoft.com/office/2019/extlst" xmlns:r="http://schemas.openxmlformats.org/officeDocument/2006/relationships" xmlns:m="http://schemas.openxmlformats.org/officeDocument/2006/math" xmlns:v="urn:schemas-microsoft-com:vml" xmlns:wp14="http://schemas.microsoft.com/office/word/2010/wordprocessingDrawing" xmlns:wp="http://schemas.openxmlformats.org/drawingml/2006/wordprocessingDrawing" xmlns:w10="urn:schemas-microsoft-com:office:word" xmlns:w="http://schemas.openxmlformats.org/wordprocessingml/2006/main" xmlns:w14="http://schemas.microsoft.com/office/word/2010/wordml" xmlns:w15="http://schemas.microsoft.com/office/word/2012/wordml" xmlns:w16cex="http://schemas.microsoft.com/office/word/2018/wordml/cex" xmlns:w16cid="http://schemas.microsoft.com/office/word/2016/wordml/cid" xmlns:w16="http://schemas.microsoft.com/office/word/2018/wordml" xmlns:w16sdtdh="http://schemas.microsoft.com/office/word/2020/wordml/sdtdatahash" xmlns:w16se="http://schemas.microsoft.com/office/word/2015/wordml/symex" xmlns:wpg="http://schemas.microsoft.com/office/word/2010/wordprocessingGroup" xmlns:wpi="http://schemas.microsoft.com/office/word/2010/wordprocessingInk" xmlns:wne="http://schemas.microsoft.com/office/word/2006/wordml" xmlns:wps="http://schemas.microsoft.com/office/word/2010/wordprocessingShape" mc:Ignorable="w14 w15 w16se w16cid w16 w16cex w16sdtdh wp14">
+<w:numbering xmlns:wpc="http://schemas.microsoft.com/office/word/2010/wordprocessingCanvas" xmlns:cx="http://schemas.microsoft.com/office/drawing/2014/chartex" xmlns:cx1="http://schemas.microsoft.com/office/drawing/2015/9/8/chartex" xmlns:cx2="http://schemas.microsoft.com/office/drawing/2015/10/21/chartex" xmlns:cx3="http://schemas.microsoft.com/office/drawing/2016/5/9/chartex" xmlns:cx4="http://schemas.microsoft.com/office/drawing/2016/5/10/chartex" xmlns:cx5="http://schemas.microsoft.com/office/drawing/2016/5/11/chartex" xmlns:cx6="http://schemas.microsoft.com/office/drawing/2016/5/12/chartex" xmlns:cx7="http://schemas.microsoft.com/office/drawing/2016/5/13/chartex" xmlns:cx8="http://schemas.microsoft.com/office/drawing/2016/5/14/chartex" xmlns:mc="http://schemas.openxmlformats.org/markup-compatibility/2006" xmlns:aink="http://schemas.microsoft.com/office/drawing/2016/ink" xmlns:am3d="http://schemas.microsoft.com/office/drawing/2017/model3d" xmlns:o="urn:schemas-microsoft-com:office:office" xmlns:oel="http://schemas.microsoft.com/office/2019/extlst" xmlns:r="http://schemas.openxmlformats.org/officeDocument/2006/relationships" xmlns:m="http://schemas.openxmlformats.org/officeDocument/2006/math" xmlns:v="urn:schemas-microsoft-com:vml" xmlns:wp14="http://schemas.microsoft.com/office/word/2010/wordprocessingDrawing" xmlns:wp="http://schemas.openxmlformats.org/drawingml/2006/wordprocessingDrawing" xmlns:w10="urn:schemas-microsoft-com:office:word" xmlns:w="http://schemas.openxmlformats.org/wordprocessingml/2006/main" xmlns:w14="http://schemas.microsoft.com/office/word/2010/wordml" xmlns:w15="http://schemas.microsoft.com/office/word/2012/wordml" xmlns:w16cex="http://schemas.microsoft.com/office/word/2018/wordml/cex" xmlns:w16cid="http://schemas.microsoft.com/office/word/2016/wordml/cid" xmlns:w16="http://schemas.microsoft.com/office/word/2018/wordml" xmlns:w16du="http://schemas.microsoft.com/office/word/2023/wordml/word16du" xmlns:w16sdtdh="http://schemas.microsoft.com/office/word/2020/wordml/sdtdatahash" xmlns:w16sdtfl="http://schemas.microsoft.com/office/word/2024/wordml/sdtformatlock" xmlns:w16se="http://schemas.microsoft.com/office/word/2015/wordml/symex" xmlns:wpg="http://schemas.microsoft.com/office/word/2010/wordprocessingGroup" xmlns:wpi="http://schemas.microsoft.com/office/word/2010/wordprocessingInk" xmlns:wne="http://schemas.microsoft.com/office/word/2006/wordml" xmlns:wps="http://schemas.microsoft.com/office/word/2010/wordprocessingShape" mc:Ignorable="w14 w15 w16se w16cid w16 w16cex w16sdtdh w16sdtfl w16du wp14">
   <w:abstractNum w:abstractNumId="0" w15:restartNumberingAfterBreak="0">
     <w:nsid w:val="05485801"/>
     <w:multiLevelType w:val="hybridMultilevel"/>
@@ -1726,7 +1501,7 @@
 </file>
 
 <file path=word/styles.xml><?xml version="1.0" encoding="utf-8"?>
-<w:styles xmlns:mc="http://schemas.openxmlformats.org/markup-compatibility/2006" xmlns:r="http://schemas.openxmlformats.org/officeDocument/2006/relationships" xmlns:w="http://schemas.openxmlformats.org/wordprocessingml/2006/main" xmlns:w14="http://schemas.microsoft.com/office/word/2010/wordml" xmlns:w15="http://schemas.microsoft.com/office/word/2012/wordml" xmlns:w16cex="http://schemas.microsoft.com/office/word/2018/wordml/cex" xmlns:w16cid="http://schemas.microsoft.com/office/word/2016/wordml/cid" xmlns:w16="http://schemas.microsoft.com/office/word/2018/wordml" xmlns:w16sdtdh="http://schemas.microsoft.com/office/word/2020/wordml/sdtdatahash" xmlns:w16se="http://schemas.microsoft.com/office/word/2015/wordml/symex" mc:Ignorable="w14 w15 w16se w16cid w16 w16cex w16sdtdh">
+<w:styles xmlns:mc="http://schemas.openxmlformats.org/markup-compatibility/2006" xmlns:r="http://schemas.openxmlformats.org/officeDocument/2006/relationships" xmlns:w="http://schemas.openxmlformats.org/wordprocessingml/2006/main" xmlns:w14="http://schemas.microsoft.com/office/word/2010/wordml" xmlns:w15="http://schemas.microsoft.com/office/word/2012/wordml" xmlns:w16cex="http://schemas.microsoft.com/office/word/2018/wordml/cex" xmlns:w16cid="http://schemas.microsoft.com/office/word/2016/wordml/cid" xmlns:w16="http://schemas.microsoft.com/office/word/2018/wordml" xmlns:w16du="http://schemas.microsoft.com/office/word/2023/wordml/word16du" xmlns:w16sdtdh="http://schemas.microsoft.com/office/word/2020/wordml/sdtdatahash" xmlns:w16sdtfl="http://schemas.microsoft.com/office/word/2024/wordml/sdtformatlock" xmlns:w16se="http://schemas.microsoft.com/office/word/2015/wordml/symex" mc:Ignorable="w14 w15 w16se w16cid w16 w16cex w16sdtdh w16sdtfl w16du">
   <w:docDefaults>
     <w:rPrDefault>
       <w:rPr>
@@ -2127,7 +1902,6 @@
   <w:style w:type="character" w:default="1" w:styleId="DefaultParagraphFont">
     <w:name w:val="Default Paragraph Font"/>
     <w:uiPriority w:val="1"/>
-    <w:semiHidden/>
     <w:unhideWhenUsed/>
   </w:style>
   <w:style w:type="table" w:default="1" w:styleId="TableNormal">
